--- a/flow/20230927_hours/drafts/2024-07-g/28.07.docx
+++ b/flow/20230927_hours/drafts/2024-07-g/28.07.docx
@@ -94,18 +94,15 @@
     </w:p>
     <w:p>
       <w:pPr>
-        <w:spacing w:line="240" w:lineRule="auto"/>
-        <w:rPr>
-          <w:rFonts w:ascii="Times New Roman" w:hAnsi="Times New Roman"/>
-          <w:sz w:val="24"/>
-        </w:rPr>
-      </w:pPr>
-      <w:r>
-        <w:rPr>
-          <w:rFonts w:ascii="Times New Roman" w:hAnsi="Times New Roman"/>
-          <w:sz w:val="24"/>
-        </w:rPr>
-        <w:t>Царю небесний, утішителю, Душе істини,* що всюди єси і все наповняєш,* скарбе дібр і життя подателю,* прийди і вселися в нас,* і очисти нас від усякої скверни,* і спаси, Благий, душі наші.</w:t>
+        <w:pStyle w:val="a"/>
+        <w:spacing w:after="120"/>
+      </w:pPr>
+      <w:r>
+        <w:rPr>
+          <w:rFonts w:ascii="Times New Roman" w:hAnsi="Times New Roman"/>
+          <w:sz w:val="24"/>
+        </w:rPr>
+        <w:t>Ца́рю небе́сний, утіши́телю, Ду́ше íстини,* що всю́ди єси́ і все наповня́єш,* скарбни́це благ і життя́ пода́телю,* прийди́, і всели́ся в нас,* і очи́сти нас від уся́кої скве́рни,* і спаси́, благи́й, ду́ші на́ші.</w:t>
       </w:r>
     </w:p>
     <w:p>
@@ -328,51 +325,24 @@
     </w:p>
     <w:p>
       <w:pPr>
-        <w:spacing w:line="240" w:lineRule="auto"/>
-        <w:rPr>
-          <w:rFonts w:ascii="Times New Roman" w:hAnsi="Times New Roman"/>
-          <w:sz w:val="24"/>
-        </w:rPr>
-      </w:pPr>
-      <w:r>
-        <w:rPr>
-          <w:rFonts w:ascii="Times New Roman" w:hAnsi="Times New Roman"/>
-          <w:i/>
-          <w:color w:val="FF0000"/>
-          <w:sz w:val="24"/>
-        </w:rPr>
-        <w:t>Священик</w:t>
-      </w:r>
-      <w:r>
-        <w:rPr>
-          <w:rFonts w:ascii="Times New Roman" w:hAnsi="Times New Roman"/>
-          <w:i/>
-          <w:color w:val="FF0000"/>
-          <w:sz w:val="24"/>
-        </w:rPr>
-        <w:t>:</w:t>
-      </w:r>
-      <w:r>
-        <w:rPr>
-          <w:rFonts w:ascii="Times New Roman" w:hAnsi="Times New Roman"/>
-          <w:color w:val="FF0000"/>
-          <w:sz w:val="24"/>
-        </w:rPr>
-        <w:t xml:space="preserve"> </w:t>
-      </w:r>
-      <w:r>
-        <w:rPr>
-          <w:rFonts w:ascii="Times New Roman" w:hAnsi="Times New Roman"/>
-          <w:sz w:val="24"/>
-        </w:rPr>
-        <w:t xml:space="preserve">Бо твоє є царство, і сила, і слава, Отця, і Сина, і Святого Духа, нині і повсякчас, і на віки </w:t>
-      </w:r>
-      <w:r>
-        <w:rPr>
-          <w:rFonts w:ascii="Times New Roman" w:hAnsi="Times New Roman"/>
-          <w:sz w:val="24"/>
-        </w:rPr>
-        <w:t>віків.</w:t>
+        <w:pStyle w:val="a"/>
+        <w:spacing w:after="120"/>
+      </w:pPr>
+      <w:r>
+        <w:rPr>
+          <w:rFonts w:ascii="Times New Roman" w:hAnsi="Times New Roman"/>
+          <w:i/>
+          <w:color w:val="FF0000"/>
+          <w:sz w:val="24"/>
+        </w:rPr>
+        <w:t>Священник:</w:t>
+      </w:r>
+      <w:r>
+        <w:rPr>
+          <w:rFonts w:ascii="Times New Roman" w:hAnsi="Times New Roman"/>
+          <w:sz w:val="24"/>
+        </w:rPr>
+        <w:t xml:space="preserve"> Бо Твоє є царство, і сила, і слава, Отця, і Сина, і Святого Духа, нині, і повсякчас, і на віки віків.</w:t>
       </w:r>
     </w:p>
     <w:p>
@@ -1908,34 +1878,24 @@
     </w:p>
     <w:p>
       <w:pPr>
-        <w:spacing w:line="240" w:lineRule="auto"/>
-        <w:rPr>
-          <w:rFonts w:ascii="Times New Roman" w:hAnsi="Times New Roman"/>
-          <w:sz w:val="24"/>
-        </w:rPr>
-      </w:pPr>
-      <w:r>
-        <w:rPr>
-          <w:rFonts w:ascii="Times New Roman" w:hAnsi="Times New Roman"/>
-          <w:i/>
-          <w:color w:val="FF0000"/>
-          <w:sz w:val="24"/>
-        </w:rPr>
-        <w:t xml:space="preserve">Священик: </w:t>
-      </w:r>
-      <w:r>
-        <w:rPr>
-          <w:rFonts w:ascii="Times New Roman" w:hAnsi="Times New Roman"/>
-          <w:sz w:val="24"/>
-        </w:rPr>
-        <w:t xml:space="preserve">Бо твоє є царство, і сила, і слава, Отця, і Сина, і Святого Духа, нині і повсякчас, і на віки </w:t>
-      </w:r>
-      <w:r>
-        <w:rPr>
-          <w:rFonts w:ascii="Times New Roman" w:hAnsi="Times New Roman"/>
-          <w:sz w:val="24"/>
-        </w:rPr>
-        <w:t>віків.</w:t>
+        <w:pStyle w:val="a"/>
+        <w:spacing w:after="120"/>
+      </w:pPr>
+      <w:r>
+        <w:rPr>
+          <w:rFonts w:ascii="Times New Roman" w:hAnsi="Times New Roman"/>
+          <w:i/>
+          <w:color w:val="FF0000"/>
+          <w:sz w:val="24"/>
+        </w:rPr>
+        <w:t>Священник:</w:t>
+      </w:r>
+      <w:r>
+        <w:rPr>
+          <w:rFonts w:ascii="Times New Roman" w:hAnsi="Times New Roman"/>
+          <w:sz w:val="24"/>
+        </w:rPr>
+        <w:t xml:space="preserve"> Бо Твоє є царство, і сила, і слава, Отця, і Сина, і Святого Духа, нині, і повсякчас, і на віки віків.</w:t>
       </w:r>
     </w:p>
     <w:p>
@@ -2580,18 +2540,15 @@
     </w:p>
     <w:p>
       <w:pPr>
-        <w:spacing w:line="240" w:lineRule="auto"/>
-        <w:rPr>
-          <w:rFonts w:ascii="Times New Roman" w:hAnsi="Times New Roman"/>
-          <w:sz w:val="24"/>
-        </w:rPr>
-      </w:pPr>
-      <w:r>
-        <w:rPr>
-          <w:rFonts w:ascii="Times New Roman" w:hAnsi="Times New Roman"/>
-          <w:sz w:val="24"/>
-        </w:rPr>
-        <w:t>Царю небесний, утішителю, Душе істини,* що всюди єси і все наповняєш,* скарбе дібр і життя подателю,* прийди і вселися в нас,* і очисти нас від усякої скверни,* і спаси, Благий, душі наші.</w:t>
+        <w:pStyle w:val="a"/>
+        <w:spacing w:after="120"/>
+      </w:pPr>
+      <w:r>
+        <w:rPr>
+          <w:rFonts w:ascii="Times New Roman" w:hAnsi="Times New Roman"/>
+          <w:sz w:val="24"/>
+        </w:rPr>
+        <w:t>Ца́рю небе́сний, утіши́телю, Ду́ше íстини,* що всю́ди єси́ і все наповня́єш,* скарбни́це благ і життя́ пода́телю,* прийди́, і всели́ся в нас,* і очи́сти нас від уся́кої скве́рни,* і спаси́, благи́й, ду́ші на́ші.</w:t>
       </w:r>
     </w:p>
     <w:p>
@@ -2828,34 +2785,24 @@
     </w:p>
     <w:p>
       <w:pPr>
-        <w:spacing w:line="240" w:lineRule="auto"/>
-        <w:rPr>
-          <w:rFonts w:ascii="Times New Roman" w:hAnsi="Times New Roman"/>
-          <w:sz w:val="24"/>
-        </w:rPr>
-      </w:pPr>
-      <w:r>
-        <w:rPr>
-          <w:rFonts w:ascii="Times New Roman" w:hAnsi="Times New Roman"/>
-          <w:i/>
-          <w:color w:val="FF0000"/>
-          <w:sz w:val="24"/>
-        </w:rPr>
-        <w:t xml:space="preserve">Священик: </w:t>
-      </w:r>
-      <w:r>
-        <w:rPr>
-          <w:rFonts w:ascii="Times New Roman" w:hAnsi="Times New Roman"/>
-          <w:sz w:val="24"/>
-        </w:rPr>
-        <w:t xml:space="preserve">Бо твоє є царство, і сила, і слава, Отця, і Сина, і Святого Духа, нині і повсякчас, і на віки </w:t>
-      </w:r>
-      <w:r>
-        <w:rPr>
-          <w:rFonts w:ascii="Times New Roman" w:hAnsi="Times New Roman"/>
-          <w:sz w:val="24"/>
-        </w:rPr>
-        <w:t>віків.</w:t>
+        <w:pStyle w:val="a"/>
+        <w:spacing w:after="120"/>
+      </w:pPr>
+      <w:r>
+        <w:rPr>
+          <w:rFonts w:ascii="Times New Roman" w:hAnsi="Times New Roman"/>
+          <w:i/>
+          <w:color w:val="FF0000"/>
+          <w:sz w:val="24"/>
+        </w:rPr>
+        <w:t>Священник:</w:t>
+      </w:r>
+      <w:r>
+        <w:rPr>
+          <w:rFonts w:ascii="Times New Roman" w:hAnsi="Times New Roman"/>
+          <w:sz w:val="24"/>
+        </w:rPr>
+        <w:t xml:space="preserve"> Бо Твоє є царство, і сила, і слава, Отця, і Сина, і Святого Духа, нині, і повсякчас, і на віки віків.</w:t>
       </w:r>
     </w:p>
     <w:p>
@@ -4803,34 +4750,24 @@
     </w:p>
     <w:p>
       <w:pPr>
-        <w:spacing w:line="240" w:lineRule="auto"/>
-        <w:rPr>
-          <w:rFonts w:ascii="Times New Roman" w:hAnsi="Times New Roman"/>
-          <w:sz w:val="24"/>
-        </w:rPr>
-      </w:pPr>
-      <w:r>
-        <w:rPr>
-          <w:rFonts w:ascii="Times New Roman" w:hAnsi="Times New Roman"/>
-          <w:i/>
-          <w:color w:val="FF0000"/>
-          <w:sz w:val="24"/>
-        </w:rPr>
-        <w:t xml:space="preserve">Священик: </w:t>
-      </w:r>
-      <w:r>
-        <w:rPr>
-          <w:rFonts w:ascii="Times New Roman" w:hAnsi="Times New Roman"/>
-          <w:sz w:val="24"/>
-        </w:rPr>
-        <w:t xml:space="preserve">Бо твоє є царство, і сила, і слава, Отця, і Сина, і Святого Духа, нині і повсякчас, і на віки </w:t>
-      </w:r>
-      <w:r>
-        <w:rPr>
-          <w:rFonts w:ascii="Times New Roman" w:hAnsi="Times New Roman"/>
-          <w:sz w:val="24"/>
-        </w:rPr>
-        <w:t>віків.</w:t>
+        <w:pStyle w:val="a"/>
+        <w:spacing w:after="120"/>
+      </w:pPr>
+      <w:r>
+        <w:rPr>
+          <w:rFonts w:ascii="Times New Roman" w:hAnsi="Times New Roman"/>
+          <w:i/>
+          <w:color w:val="FF0000"/>
+          <w:sz w:val="24"/>
+        </w:rPr>
+        <w:t>Священник:</w:t>
+      </w:r>
+      <w:r>
+        <w:rPr>
+          <w:rFonts w:ascii="Times New Roman" w:hAnsi="Times New Roman"/>
+          <w:sz w:val="24"/>
+        </w:rPr>
+        <w:t xml:space="preserve"> Бо Твоє є царство, і сила, і слава, Отця, і Сина, і Святого Духа, нині, і повсякчас, і на віки віків.</w:t>
       </w:r>
     </w:p>
     <w:p>
@@ -5551,18 +5488,15 @@
     </w:p>
     <w:p>
       <w:pPr>
-        <w:spacing w:line="240" w:lineRule="auto"/>
-        <w:rPr>
-          <w:rFonts w:ascii="Times New Roman" w:hAnsi="Times New Roman"/>
-          <w:sz w:val="24"/>
-        </w:rPr>
-      </w:pPr>
-      <w:r>
-        <w:rPr>
-          <w:rFonts w:ascii="Times New Roman" w:hAnsi="Times New Roman"/>
-          <w:sz w:val="24"/>
-        </w:rPr>
-        <w:t>Царю небесний, утішителю, Душе істини,* що всюди єси і все наповняєш,* скарбе дібр і життя подателю,* прийди і вселися в нас,* і очисти нас від усякої скверни,* і спаси, Благий, душі наші.</w:t>
+        <w:pStyle w:val="a"/>
+        <w:spacing w:after="120"/>
+      </w:pPr>
+      <w:r>
+        <w:rPr>
+          <w:rFonts w:ascii="Times New Roman" w:hAnsi="Times New Roman"/>
+          <w:sz w:val="24"/>
+        </w:rPr>
+        <w:t>Ца́рю небе́сний, утіши́телю, Ду́ше íстини,* що всю́ди єси́ і все наповня́єш,* скарбни́це благ і життя́ пода́телю,* прийди́, і всели́ся в нас,* і очи́сти нас від уся́кої скве́рни,* і спаси́, благи́й, ду́ші на́ші.</w:t>
       </w:r>
     </w:p>
     <w:p>
@@ -5785,34 +5719,24 @@
     </w:p>
     <w:p>
       <w:pPr>
-        <w:spacing w:line="240" w:lineRule="auto"/>
-        <w:rPr>
-          <w:rFonts w:ascii="Times New Roman" w:hAnsi="Times New Roman"/>
-          <w:sz w:val="24"/>
-        </w:rPr>
-      </w:pPr>
-      <w:r>
-        <w:rPr>
-          <w:rFonts w:ascii="Times New Roman" w:hAnsi="Times New Roman"/>
-          <w:i/>
-          <w:color w:val="FF0000"/>
-          <w:sz w:val="24"/>
-        </w:rPr>
-        <w:t xml:space="preserve">Священик: </w:t>
-      </w:r>
-      <w:r>
-        <w:rPr>
-          <w:rFonts w:ascii="Times New Roman" w:hAnsi="Times New Roman"/>
-          <w:sz w:val="24"/>
-        </w:rPr>
-        <w:t xml:space="preserve">Бо твоє є царство, і сила, і слава, Отця, і Сина, і Святого Духа, нині і повсякчас, і на віки </w:t>
-      </w:r>
-      <w:r>
-        <w:rPr>
-          <w:rFonts w:ascii="Times New Roman" w:hAnsi="Times New Roman"/>
-          <w:sz w:val="24"/>
-        </w:rPr>
-        <w:t>віків.</w:t>
+        <w:pStyle w:val="a"/>
+        <w:spacing w:after="120"/>
+      </w:pPr>
+      <w:r>
+        <w:rPr>
+          <w:rFonts w:ascii="Times New Roman" w:hAnsi="Times New Roman"/>
+          <w:i/>
+          <w:color w:val="FF0000"/>
+          <w:sz w:val="24"/>
+        </w:rPr>
+        <w:t>Священник:</w:t>
+      </w:r>
+      <w:r>
+        <w:rPr>
+          <w:rFonts w:ascii="Times New Roman" w:hAnsi="Times New Roman"/>
+          <w:sz w:val="24"/>
+        </w:rPr>
+        <w:t xml:space="preserve"> Бо Твоє є царство, і сила, і слава, Отця, і Сина, і Святого Духа, нині, і повсякчас, і на віки віків.</w:t>
       </w:r>
     </w:p>
     <w:p>
@@ -7502,34 +7426,24 @@
     </w:p>
     <w:p>
       <w:pPr>
-        <w:spacing w:line="240" w:lineRule="auto"/>
-        <w:rPr>
-          <w:rFonts w:ascii="Times New Roman" w:hAnsi="Times New Roman"/>
-          <w:sz w:val="24"/>
-        </w:rPr>
-      </w:pPr>
-      <w:r>
-        <w:rPr>
-          <w:rFonts w:ascii="Times New Roman" w:hAnsi="Times New Roman"/>
-          <w:i/>
-          <w:color w:val="FF0000"/>
-          <w:sz w:val="24"/>
-        </w:rPr>
-        <w:t xml:space="preserve">Священик: </w:t>
-      </w:r>
-      <w:r>
-        <w:rPr>
-          <w:rFonts w:ascii="Times New Roman" w:hAnsi="Times New Roman"/>
-          <w:sz w:val="24"/>
-        </w:rPr>
-        <w:t xml:space="preserve">Бо твоє є царство, і сила, і слава, Отця, і Сина, і Святого Духа, нині і повсякчас, і на віки </w:t>
-      </w:r>
-      <w:r>
-        <w:rPr>
-          <w:rFonts w:ascii="Times New Roman" w:hAnsi="Times New Roman"/>
-          <w:sz w:val="24"/>
-        </w:rPr>
-        <w:t>віків.</w:t>
+        <w:pStyle w:val="a"/>
+        <w:spacing w:after="120"/>
+      </w:pPr>
+      <w:r>
+        <w:rPr>
+          <w:rFonts w:ascii="Times New Roman" w:hAnsi="Times New Roman"/>
+          <w:i/>
+          <w:color w:val="FF0000"/>
+          <w:sz w:val="24"/>
+        </w:rPr>
+        <w:t>Священник:</w:t>
+      </w:r>
+      <w:r>
+        <w:rPr>
+          <w:rFonts w:ascii="Times New Roman" w:hAnsi="Times New Roman"/>
+          <w:sz w:val="24"/>
+        </w:rPr>
+        <w:t xml:space="preserve"> Бо Твоє є царство, і сила, і слава, Отця, і Сина, і Святого Духа, нині, і повсякчас, і на віки віків.</w:t>
       </w:r>
     </w:p>
     <w:p>
@@ -8192,18 +8106,15 @@
     </w:p>
     <w:p>
       <w:pPr>
-        <w:spacing w:line="240" w:lineRule="auto"/>
-        <w:rPr>
-          <w:rFonts w:ascii="Times New Roman" w:hAnsi="Times New Roman"/>
-          <w:sz w:val="24"/>
-        </w:rPr>
-      </w:pPr>
-      <w:r>
-        <w:rPr>
-          <w:rFonts w:ascii="Times New Roman" w:hAnsi="Times New Roman"/>
-          <w:sz w:val="24"/>
-        </w:rPr>
-        <w:t>Царю небесний, утішителю, Душе істини,* що всюди єси і все наповняєш,* скарбе дібр і життя подателю,* прийди і вселися в нас,* і очисти нас від усякої скверни,* і спаси, Благий, душі наші.</w:t>
+        <w:pStyle w:val="a"/>
+        <w:spacing w:after="120"/>
+      </w:pPr>
+      <w:r>
+        <w:rPr>
+          <w:rFonts w:ascii="Times New Roman" w:hAnsi="Times New Roman"/>
+          <w:sz w:val="24"/>
+        </w:rPr>
+        <w:t>Ца́рю небе́сний, утіши́телю, Ду́ше íстини,* що всю́ди єси́ і все наповня́єш,* скарбни́це благ і життя́ пода́телю,* прийди́, і всели́ся в нас,* і очи́сти нас від уся́кої скве́рни,* і спаси́, благи́й, ду́ші на́ші.</w:t>
       </w:r>
     </w:p>
     <w:p>
@@ -8412,34 +8323,24 @@
     </w:p>
     <w:p>
       <w:pPr>
-        <w:spacing w:line="240" w:lineRule="auto"/>
-        <w:rPr>
-          <w:rFonts w:ascii="Times New Roman" w:hAnsi="Times New Roman"/>
-          <w:sz w:val="24"/>
-        </w:rPr>
-      </w:pPr>
-      <w:r>
-        <w:rPr>
-          <w:rFonts w:ascii="Times New Roman" w:hAnsi="Times New Roman"/>
-          <w:i/>
-          <w:color w:val="FF0000"/>
-          <w:sz w:val="24"/>
-        </w:rPr>
-        <w:t xml:space="preserve">Священик: </w:t>
-      </w:r>
-      <w:r>
-        <w:rPr>
-          <w:rFonts w:ascii="Times New Roman" w:hAnsi="Times New Roman"/>
-          <w:sz w:val="24"/>
-        </w:rPr>
-        <w:t xml:space="preserve">Бо твоє є царство, і сила, і слава, Отця, і Сина, і Святого Духа, нині і повсякчас, і на віки </w:t>
-      </w:r>
-      <w:r>
-        <w:rPr>
-          <w:rFonts w:ascii="Times New Roman" w:hAnsi="Times New Roman"/>
-          <w:sz w:val="24"/>
-        </w:rPr>
-        <w:t>віків.</w:t>
+        <w:pStyle w:val="a"/>
+        <w:spacing w:after="120"/>
+      </w:pPr>
+      <w:r>
+        <w:rPr>
+          <w:rFonts w:ascii="Times New Roman" w:hAnsi="Times New Roman"/>
+          <w:i/>
+          <w:color w:val="FF0000"/>
+          <w:sz w:val="24"/>
+        </w:rPr>
+        <w:t>Священник:</w:t>
+      </w:r>
+      <w:r>
+        <w:rPr>
+          <w:rFonts w:ascii="Times New Roman" w:hAnsi="Times New Roman"/>
+          <w:sz w:val="24"/>
+        </w:rPr>
+        <w:t xml:space="preserve"> Бо Твоє є царство, і сила, і слава, Отця, і Сина, і Святого Духа, нині, і повсякчас, і на віки віків.</w:t>
       </w:r>
     </w:p>
     <w:p>
@@ -9967,34 +9868,24 @@
     </w:p>
     <w:p>
       <w:pPr>
-        <w:spacing w:line="240" w:lineRule="auto"/>
-        <w:rPr>
-          <w:rFonts w:ascii="Times New Roman" w:hAnsi="Times New Roman"/>
-          <w:sz w:val="24"/>
-        </w:rPr>
-      </w:pPr>
-      <w:r>
-        <w:rPr>
-          <w:rFonts w:ascii="Times New Roman" w:hAnsi="Times New Roman"/>
-          <w:i/>
-          <w:color w:val="FF0000"/>
-          <w:sz w:val="24"/>
-        </w:rPr>
-        <w:t xml:space="preserve">Священик: </w:t>
-      </w:r>
-      <w:r>
-        <w:rPr>
-          <w:rFonts w:ascii="Times New Roman" w:hAnsi="Times New Roman"/>
-          <w:sz w:val="24"/>
-        </w:rPr>
-        <w:t xml:space="preserve">Бо твоє є царство, і сила, і слава, Отця, і Сина, і Святого Духа, нині і повсякчас, і на віки </w:t>
-      </w:r>
-      <w:r>
-        <w:rPr>
-          <w:rFonts w:ascii="Times New Roman" w:hAnsi="Times New Roman"/>
-          <w:sz w:val="24"/>
-        </w:rPr>
-        <w:t>віків.</w:t>
+        <w:pStyle w:val="a"/>
+        <w:spacing w:after="120"/>
+      </w:pPr>
+      <w:r>
+        <w:rPr>
+          <w:rFonts w:ascii="Times New Roman" w:hAnsi="Times New Roman"/>
+          <w:i/>
+          <w:color w:val="FF0000"/>
+          <w:sz w:val="24"/>
+        </w:rPr>
+        <w:t>Священник:</w:t>
+      </w:r>
+      <w:r>
+        <w:rPr>
+          <w:rFonts w:ascii="Times New Roman" w:hAnsi="Times New Roman"/>
+          <w:sz w:val="24"/>
+        </w:rPr>
+        <w:t xml:space="preserve"> Бо Твоє є царство, і сила, і слава, Отця, і Сина, і Святого Духа, нині, і повсякчас, і на віки віків.</w:t>
       </w:r>
     </w:p>
     <w:p>

--- a/flow/20230927_hours/drafts/2024-07-g/28.07.docx
+++ b/flow/20230927_hours/drafts/2024-07-g/28.07.docx
@@ -1474,23 +1474,22 @@
       </w:r>
     </w:p>
     <w:p>
-      <w:pPr>
-        <w:spacing w:line="240" w:lineRule="auto"/>
-        <w:rPr>
-          <w:rFonts w:ascii="Times New Roman" w:hAnsi="Times New Roman"/>
-          <w:i/>
-          <w:color w:val="FF0000"/>
-          <w:sz w:val="24"/>
-        </w:rPr>
-      </w:pPr>
-      <w:r>
-        <w:rPr>
-          <w:rFonts w:ascii="Times New Roman" w:hAnsi="Times New Roman"/>
-          <w:i/>
-          <w:color w:val="FF0000"/>
-          <w:sz w:val="24"/>
-        </w:rPr>
-        <w:t>Тропар</w:t>
+      <w:r>
+        <w:rPr>
+          <w:rFonts w:ascii="Times New Roman" w:hAnsi="Times New Roman"/>
+          <w:i/>
+          <w:color w:val="FF4400"/>
+          <w:sz w:val="24"/>
+        </w:rPr>
+        <w:t>Тропар (г. 1):</w:t>
+      </w:r>
+      <w:r>
+        <w:rPr>
+          <w:rFonts w:ascii="Times New Roman" w:hAnsi="Times New Roman"/>
+          <w:color w:val="333333"/>
+          <w:sz w:val="24"/>
+        </w:rPr>
+        <w:t xml:space="preserve"> Хоч ка́мінь запеча́тали юде́ї* і во́їни стерегли́ пречи́сте ті́ло Твоє́,* воскре́с Ти на тре́тій день, Спа́се,* дару́ючи сві́тові життя́.* Ра́ди цьо́го си́ли небе́сні взива́ли до Те́бе, Життєда́вче:* Сла́ва воскресі́нню Твоє́му, Хри́сте,* сла́ва ца́рству Твоє́му,* сла́ва про́мислові Твоє́му,* єди́ний Людинолю́бче.</w:t>
       </w:r>
     </w:p>
     <w:p>
@@ -1924,22 +1923,22 @@
       </w:r>
     </w:p>
     <w:p>
-      <w:pPr>
-        <w:spacing w:line="240" w:lineRule="auto"/>
-        <w:rPr>
-          <w:rFonts w:ascii="Times New Roman" w:hAnsi="Times New Roman"/>
-          <w:i/>
-          <w:sz w:val="24"/>
-        </w:rPr>
-      </w:pPr>
-      <w:r>
-        <w:rPr>
-          <w:rFonts w:ascii="Times New Roman" w:hAnsi="Times New Roman"/>
-          <w:i/>
-          <w:color w:val="FF0000"/>
-          <w:sz w:val="24"/>
-        </w:rPr>
-        <w:t xml:space="preserve">Кондак </w:t>
+      <w:r>
+        <w:rPr>
+          <w:rFonts w:ascii="Times New Roman" w:hAnsi="Times New Roman"/>
+          <w:i/>
+          <w:color w:val="FF4400"/>
+          <w:sz w:val="24"/>
+        </w:rPr>
+        <w:t>Кондак (г. 1):</w:t>
+      </w:r>
+      <w:r>
+        <w:rPr>
+          <w:rFonts w:ascii="Times New Roman" w:hAnsi="Times New Roman"/>
+          <w:color w:val="333333"/>
+          <w:sz w:val="24"/>
+        </w:rPr>
+        <w:t xml:space="preserve"> Воскре́с Ти як Бог із гро́бу у сла́ві* і світ із Собо́ю воскреси́в,* і людське́ єство́ як Бо́га оспі́вує Тебе́,* і смерть ще́зла.* Ада́м же лику́є, Влади́ко,* і Є́ва ни́ні, від у́зів визволя́ючись, ра́дується, взива́ючи:* Ти, Хри́сте, Той, Хто всім подає́ воскресі́ння.</w:t>
       </w:r>
     </w:p>
     <w:p>
@@ -4371,6 +4370,25 @@
       </w:r>
     </w:p>
     <w:p>
+      <w:r>
+        <w:rPr>
+          <w:rFonts w:ascii="Times New Roman" w:hAnsi="Times New Roman"/>
+          <w:i/>
+          <w:color w:val="FF4400"/>
+          <w:sz w:val="24"/>
+        </w:rPr>
+        <w:t>Тропар (г. 1):</w:t>
+      </w:r>
+      <w:r>
+        <w:rPr>
+          <w:rFonts w:ascii="Times New Roman" w:hAnsi="Times New Roman"/>
+          <w:color w:val="333333"/>
+          <w:sz w:val="24"/>
+        </w:rPr>
+        <w:t xml:space="preserve"> Хоч ка́мінь запеча́тали юде́ї* і во́їни стерегли́ пречи́сте ті́ло Твоє́,* воскре́с Ти на тре́тій день, Спа́се,* дару́ючи сві́тові життя́.* Ра́ди цьо́го си́ли небе́сні взива́ли до Те́бе, Життєда́вче:* Сла́ва воскресі́нню Твоє́му, Хри́сте,* сла́ва ца́рству Твоє́му,* сла́ва про́мислові Твоє́му,* єди́ний Людинолю́бче.</w:t>
+      </w:r>
+    </w:p>
+    <w:p>
       <w:pPr>
         <w:spacing w:line="240" w:lineRule="auto"/>
         <w:rPr>
@@ -4387,23 +4405,21 @@
       </w:r>
     </w:p>
     <w:p>
-      <w:pPr>
-        <w:spacing w:line="240" w:lineRule="auto"/>
-        <w:rPr>
-          <w:rFonts w:ascii="Times New Roman" w:hAnsi="Times New Roman"/>
-          <w:i/>
-          <w:color w:val="FF0000"/>
-          <w:sz w:val="24"/>
-        </w:rPr>
-      </w:pPr>
-      <w:r>
-        <w:rPr>
-          <w:rFonts w:ascii="Times New Roman" w:hAnsi="Times New Roman"/>
-          <w:i/>
-          <w:color w:val="FF0000"/>
-          <w:sz w:val="24"/>
-        </w:rPr>
-        <w:t xml:space="preserve">Тропар </w:t>
+      <w:r>
+        <w:rPr>
+          <w:rFonts w:ascii="Times New Roman" w:hAnsi="Times New Roman"/>
+          <w:i/>
+          <w:color w:val="FF0000"/>
+          <w:sz w:val="24"/>
+        </w:rPr>
+        <w:t xml:space="preserve">Тропар (г. 3): </w:t>
+      </w:r>
+      <w:r>
+        <w:rPr>
+          <w:rFonts w:ascii="Times New Roman" w:hAnsi="Times New Roman"/>
+          <w:sz w:val="24"/>
+        </w:rPr>
+        <w:t>Апостоли святі, моліть милостивого Бога,* щоб відпущення прогрішень подав душам нашим.</w:t>
       </w:r>
     </w:p>
     <w:p>
@@ -4796,23 +4812,21 @@
       </w:r>
     </w:p>
     <w:p>
-      <w:pPr>
-        <w:spacing w:line="240" w:lineRule="auto"/>
-        <w:rPr>
-          <w:rFonts w:ascii="Times New Roman" w:hAnsi="Times New Roman"/>
-          <w:i/>
-          <w:color w:val="FF0000"/>
-          <w:sz w:val="24"/>
-        </w:rPr>
-      </w:pPr>
-      <w:r>
-        <w:rPr>
-          <w:rFonts w:ascii="Times New Roman" w:hAnsi="Times New Roman"/>
-          <w:i/>
-          <w:color w:val="FF0000"/>
-          <w:sz w:val="24"/>
-        </w:rPr>
-        <w:t xml:space="preserve">Кондак </w:t>
+      <w:r>
+        <w:rPr>
+          <w:rFonts w:ascii="Times New Roman" w:hAnsi="Times New Roman"/>
+          <w:i/>
+          <w:color w:val="FF0000"/>
+          <w:sz w:val="24"/>
+        </w:rPr>
+        <w:t xml:space="preserve">Кондак (г. 1): </w:t>
+      </w:r>
+      <w:r>
+        <w:rPr>
+          <w:rFonts w:ascii="Times New Roman" w:hAnsi="Times New Roman"/>
+          <w:sz w:val="24"/>
+        </w:rPr>
+        <w:t>Дияконами чесними, і очевидцями Слова,* і посудинами вибраними віри явились ви,* Никаноре, Прохоре,* Пармене і Тимоне, славні,* тому днесь священну пам’ять вашу святкуємо,* у веселості серця вас ублажаючи.</w:t>
       </w:r>
     </w:p>
     <w:p>
@@ -6978,23 +6992,22 @@
       </w:r>
     </w:p>
     <w:p>
-      <w:pPr>
-        <w:spacing w:line="240" w:lineRule="auto"/>
-        <w:rPr>
-          <w:rFonts w:ascii="Times New Roman" w:hAnsi="Times New Roman"/>
-          <w:i/>
-          <w:color w:val="FF0000"/>
-          <w:sz w:val="24"/>
-        </w:rPr>
-      </w:pPr>
-      <w:r>
-        <w:rPr>
-          <w:rFonts w:ascii="Times New Roman" w:hAnsi="Times New Roman"/>
-          <w:i/>
-          <w:color w:val="FF0000"/>
-          <w:sz w:val="24"/>
-        </w:rPr>
-        <w:t xml:space="preserve">Тропар </w:t>
+      <w:r>
+        <w:rPr>
+          <w:rFonts w:ascii="Times New Roman" w:hAnsi="Times New Roman"/>
+          <w:i/>
+          <w:color w:val="FF4400"/>
+          <w:sz w:val="24"/>
+        </w:rPr>
+        <w:t>Тропар (г. 1):</w:t>
+      </w:r>
+      <w:r>
+        <w:rPr>
+          <w:rFonts w:ascii="Times New Roman" w:hAnsi="Times New Roman"/>
+          <w:color w:val="333333"/>
+          <w:sz w:val="24"/>
+        </w:rPr>
+        <w:t xml:space="preserve"> Хоч ка́мінь запеча́тали юде́ї* і во́їни стерегли́ пречи́сте ті́ло Твоє́,* воскре́с Ти на тре́тій день, Спа́се,* дару́ючи сві́тові життя́.* Ра́ди цьо́го си́ли небе́сні взива́ли до Те́бе, Життєда́вче:* Сла́ва воскресі́нню Твоє́му, Хри́сте,* сла́ва ца́рству Твоє́му,* сла́ва про́мислові Твоє́му,* єди́ний Людинолю́бче.</w:t>
       </w:r>
     </w:p>
     <w:p>
@@ -7472,23 +7485,22 @@
       </w:r>
     </w:p>
     <w:p>
-      <w:pPr>
-        <w:spacing w:line="240" w:lineRule="auto"/>
-        <w:rPr>
-          <w:rFonts w:ascii="Times New Roman" w:hAnsi="Times New Roman"/>
-          <w:i/>
-          <w:color w:val="FF0000"/>
-          <w:sz w:val="24"/>
-        </w:rPr>
-      </w:pPr>
-      <w:r>
-        <w:rPr>
-          <w:rFonts w:ascii="Times New Roman" w:hAnsi="Times New Roman"/>
-          <w:i/>
-          <w:color w:val="FF0000"/>
-          <w:sz w:val="24"/>
-        </w:rPr>
-        <w:t xml:space="preserve">Кондак </w:t>
+      <w:r>
+        <w:rPr>
+          <w:rFonts w:ascii="Times New Roman" w:hAnsi="Times New Roman"/>
+          <w:i/>
+          <w:color w:val="FF4400"/>
+          <w:sz w:val="24"/>
+        </w:rPr>
+        <w:t>Кондак (г. 1):</w:t>
+      </w:r>
+      <w:r>
+        <w:rPr>
+          <w:rFonts w:ascii="Times New Roman" w:hAnsi="Times New Roman"/>
+          <w:color w:val="333333"/>
+          <w:sz w:val="24"/>
+        </w:rPr>
+        <w:t xml:space="preserve"> Воскре́с Ти як Бог із гро́бу у сла́ві* і світ із Собо́ю воскреси́в,* і людське́ єство́ як Бо́га оспі́вує Тебе́,* і смерть ще́зла.* Ада́м же лику́є, Влади́ко,* і Є́ва ни́ні, від у́зів визволя́ючись, ра́дується, взива́ючи:* Ти, Хри́сте, Той, Хто всім подає́ воскресі́ння.</w:t>
       </w:r>
     </w:p>
     <w:p>
@@ -9425,6 +9437,25 @@
       </w:r>
     </w:p>
     <w:p>
+      <w:r>
+        <w:rPr>
+          <w:rFonts w:ascii="Times New Roman" w:hAnsi="Times New Roman"/>
+          <w:i/>
+          <w:color w:val="FF4400"/>
+          <w:sz w:val="24"/>
+        </w:rPr>
+        <w:t>Тропар (г. 1):</w:t>
+      </w:r>
+      <w:r>
+        <w:rPr>
+          <w:rFonts w:ascii="Times New Roman" w:hAnsi="Times New Roman"/>
+          <w:color w:val="333333"/>
+          <w:sz w:val="24"/>
+        </w:rPr>
+        <w:t xml:space="preserve"> Хоч ка́мінь запеча́тали юде́ї* і во́їни стерегли́ пречи́сте ті́ло Твоє́,* воскре́с Ти на тре́тій день, Спа́се,* дару́ючи сві́тові життя́.* Ра́ди цьо́го си́ли небе́сні взива́ли до Те́бе, Життєда́вче:* Сла́ва воскресі́нню Твоє́му, Хри́сте,* сла́ва ца́рству Твоє́му,* сла́ва про́мислові Твоє́му,* єди́ний Людинолю́бче.</w:t>
+      </w:r>
+    </w:p>
+    <w:p>
       <w:pPr>
         <w:spacing w:line="240" w:lineRule="auto"/>
         <w:rPr>
@@ -9441,23 +9472,21 @@
       </w:r>
     </w:p>
     <w:p>
-      <w:pPr>
-        <w:spacing w:line="240" w:lineRule="auto"/>
-        <w:rPr>
-          <w:rFonts w:ascii="Times New Roman" w:hAnsi="Times New Roman"/>
-          <w:i/>
-          <w:color w:val="FF0000"/>
-          <w:sz w:val="24"/>
-        </w:rPr>
-      </w:pPr>
-      <w:r>
-        <w:rPr>
-          <w:rFonts w:ascii="Times New Roman" w:hAnsi="Times New Roman"/>
-          <w:i/>
-          <w:color w:val="FF0000"/>
-          <w:sz w:val="24"/>
-        </w:rPr>
-        <w:t xml:space="preserve">Тропар </w:t>
+      <w:r>
+        <w:rPr>
+          <w:rFonts w:ascii="Times New Roman" w:hAnsi="Times New Roman"/>
+          <w:i/>
+          <w:color w:val="FF0000"/>
+          <w:sz w:val="24"/>
+        </w:rPr>
+        <w:t xml:space="preserve">Тропар (г. 3): </w:t>
+      </w:r>
+      <w:r>
+        <w:rPr>
+          <w:rFonts w:ascii="Times New Roman" w:hAnsi="Times New Roman"/>
+          <w:sz w:val="24"/>
+        </w:rPr>
+        <w:t>Апостоли святі, моліть милостивого Бога,* щоб відпущення прогрішень подав душам нашим.</w:t>
       </w:r>
     </w:p>
     <w:p>
@@ -9914,23 +9943,21 @@
       </w:r>
     </w:p>
     <w:p>
-      <w:pPr>
-        <w:spacing w:line="240" w:lineRule="auto"/>
-        <w:rPr>
-          <w:rFonts w:ascii="Times New Roman" w:hAnsi="Times New Roman"/>
-          <w:i/>
-          <w:color w:val="FF0000"/>
-          <w:sz w:val="24"/>
-        </w:rPr>
-      </w:pPr>
-      <w:r>
-        <w:rPr>
-          <w:rFonts w:ascii="Times New Roman" w:hAnsi="Times New Roman"/>
-          <w:i/>
-          <w:color w:val="FF0000"/>
-          <w:sz w:val="24"/>
-        </w:rPr>
-        <w:t xml:space="preserve">Кондак </w:t>
+      <w:r>
+        <w:rPr>
+          <w:rFonts w:ascii="Times New Roman" w:hAnsi="Times New Roman"/>
+          <w:i/>
+          <w:color w:val="FF0000"/>
+          <w:sz w:val="24"/>
+        </w:rPr>
+        <w:t xml:space="preserve">Кондак (г. 1): </w:t>
+      </w:r>
+      <w:r>
+        <w:rPr>
+          <w:rFonts w:ascii="Times New Roman" w:hAnsi="Times New Roman"/>
+          <w:sz w:val="24"/>
+        </w:rPr>
+        <w:t>Дияконами чесними, і очевидцями Слова,* і посудинами вибраними віри явились ви,* Никаноре, Прохоре,* Пармене і Тимоне, славні,* тому днесь священну пам’ять вашу святкуємо,* у веселості серця вас ублажаючи.</w:t>
       </w:r>
     </w:p>
     <w:p>
